--- a/rabbinical-divorce-property-claim/00_הנחיות_מילוי.docx
+++ b/rabbinical-divorce-property-claim/00_הנחיות_מילוי.docx
@@ -156,7 +156,7 @@
           <w:szCs w:val="24"/>
           <w:rtl/>
         </w:rPr>
-        <w:t xml:space="preserve"> בית הדין שבתחומו נמצאת הדירה המשותפת (מקום מגורי הנתבע והמגורים המשותפים האחרונים), ולא בהכרח נתניה.</w:t>
+        <w:t xml:space="preserve"> הנתבע והדירה בנתניה, ולכן התביעה מוגשת לבית הדין הרבני האזורי נתניה.</w:t>
       </w:r>
     </w:p>
     <w:p>
@@ -176,101 +176,121 @@
           <w:u w:val="single"/>
           <w:rtl/>
         </w:rPr>
-        <w:t xml:space="preserve">ב. הוכחת הנישואין (אתיופיה, ללא תעודה)</w:t>
-      </w:r>
-    </w:p>
-    <w:p>
-      <w:pPr>
-        <w:pStyle w:val="ListParagraph"/>
-        <w:numPr>
-          <w:ilvl w:val="0"/>
-          <w:numId w:val="2"/>
-        </w:numPr>
-        <w:bidi/>
-        <w:spacing w:after="60" w:line="340" w:lineRule="auto"/>
-        <w:jc w:val="both"/>
-      </w:pPr>
-      <w:r>
-        <w:rPr>
-          <w:rFonts w:ascii="David" w:cs="David" w:eastAsia="David" w:hAnsi="David"/>
-          <w:b/>
-          <w:bCs/>
-          <w:sz w:val="24"/>
-          <w:szCs w:val="24"/>
-          <w:rtl/>
-        </w:rPr>
-        <w:t xml:space="preserve">חשוב:</w:t>
-      </w:r>
-      <w:r>
-        <w:rPr>
-          <w:rFonts w:ascii="David" w:cs="David" w:eastAsia="David" w:hAnsi="David"/>
-          <w:sz w:val="24"/>
-          <w:szCs w:val="24"/>
-          <w:rtl/>
-        </w:rPr>
-        <w:t xml:space="preserve"> לפי סעיף 3 לחוק מרשם האוכלוסין, התשכ"ה-1965, רישום המצב האישי </w:t>
-      </w:r>
-      <w:r>
-        <w:rPr>
-          <w:rFonts w:ascii="David" w:cs="David" w:eastAsia="David" w:hAnsi="David"/>
-          <w:b/>
-          <w:bCs/>
-          <w:sz w:val="24"/>
-          <w:szCs w:val="24"/>
-          <w:rtl/>
-        </w:rPr>
-        <w:t xml:space="preserve">אינו</w:t>
-      </w:r>
-      <w:r>
-        <w:rPr>
-          <w:rFonts w:ascii="David" w:cs="David" w:eastAsia="David" w:hAnsi="David"/>
-          <w:sz w:val="24"/>
-          <w:szCs w:val="24"/>
-          <w:rtl/>
-        </w:rPr>
-        <w:t xml:space="preserve"> ראיה לכאורה לנכונותו. לכן הרישום במשרד הפנים תומך בטענה אך אינו מכריע בה לבדו.</w:t>
-      </w:r>
-    </w:p>
-    <w:p>
-      <w:pPr>
-        <w:pStyle w:val="ListParagraph"/>
-        <w:numPr>
-          <w:ilvl w:val="0"/>
-          <w:numId w:val="2"/>
-        </w:numPr>
-        <w:bidi/>
-        <w:spacing w:after="60" w:line="340" w:lineRule="auto"/>
-        <w:jc w:val="both"/>
-      </w:pPr>
-      <w:r>
-        <w:rPr>
-          <w:rFonts w:ascii="David" w:cs="David" w:eastAsia="David" w:hAnsi="David"/>
-          <w:sz w:val="24"/>
-          <w:szCs w:val="24"/>
-          <w:rtl/>
-        </w:rPr>
-        <w:t xml:space="preserve">הראיה העיקרית תהיה הודאת שני הצדדים בדיון וחיים משותפים עשרות שנים עם שבעה ילדים. כדאי לברר מראש מי ערך את הנישואין (קייס / אחר), היכן ומתי, ואם יש עדים או קרובים שנכחו בהם. בית הדין עשוי לברר זאת, ובדרך כלל יסדר גט בכל מקרה.</w:t>
-      </w:r>
-    </w:p>
-    <w:p>
-      <w:pPr>
-        <w:pStyle w:val="ListParagraph"/>
-        <w:numPr>
-          <w:ilvl w:val="0"/>
-          <w:numId w:val="2"/>
-        </w:numPr>
-        <w:bidi/>
-        <w:spacing w:after="60" w:line="340" w:lineRule="auto"/>
-        <w:jc w:val="both"/>
-      </w:pPr>
-      <w:r>
-        <w:rPr>
-          <w:rFonts w:ascii="David" w:cs="David" w:eastAsia="David" w:hAnsi="David"/>
-          <w:sz w:val="24"/>
-          <w:szCs w:val="24"/>
-          <w:rtl/>
-        </w:rPr>
-        <w:t xml:space="preserve">תמצית רישום ממרשם האוכלוסין (נספח 1) ניתן להפיק בלשכת רשות האוכלוסין או באתר gov.il.</w:t>
+        <w:t xml:space="preserve">ב. דמי שימוש ראויים - חשוב</w:t>
+      </w:r>
+    </w:p>
+    <w:p>
+      <w:pPr>
+        <w:pStyle w:val="ListParagraph"/>
+        <w:numPr>
+          <w:ilvl w:val="0"/>
+          <w:numId w:val="2"/>
+        </w:numPr>
+        <w:bidi/>
+        <w:spacing w:after="60" w:line="340" w:lineRule="auto"/>
+        <w:jc w:val="both"/>
+      </w:pPr>
+      <w:r>
+        <w:rPr>
+          <w:rFonts w:ascii="David" w:cs="David" w:eastAsia="David" w:hAnsi="David"/>
+          <w:sz w:val="24"/>
+          <w:szCs w:val="24"/>
+          <w:rtl/>
+        </w:rPr>
+        <w:t xml:space="preserve">לפי בחירתכם, דמי השימוש </w:t>
+      </w:r>
+      <w:r>
+        <w:rPr>
+          <w:rFonts w:ascii="David" w:cs="David" w:eastAsia="David" w:hAnsi="David"/>
+          <w:b/>
+          <w:bCs/>
+          <w:sz w:val="24"/>
+          <w:szCs w:val="24"/>
+          <w:rtl/>
+        </w:rPr>
+        <w:t xml:space="preserve">לא נכרכו</w:t>
+      </w:r>
+      <w:r>
+        <w:rPr>
+          <w:rFonts w:ascii="David" w:cs="David" w:eastAsia="David" w:hAnsi="David"/>
+          <w:sz w:val="24"/>
+          <w:szCs w:val="24"/>
+          <w:rtl/>
+        </w:rPr>
+        <w:t xml:space="preserve">, והתובעת שומרת על זכותה לתבוע אותם בנפרד (סעיף 14).</w:t>
+      </w:r>
+    </w:p>
+    <w:p>
+      <w:pPr>
+        <w:pStyle w:val="ListParagraph"/>
+        <w:numPr>
+          <w:ilvl w:val="0"/>
+          <w:numId w:val="2"/>
+        </w:numPr>
+        <w:bidi/>
+        <w:spacing w:after="60" w:line="340" w:lineRule="auto"/>
+        <w:jc w:val="both"/>
+      </w:pPr>
+      <w:r>
+        <w:rPr>
+          <w:rFonts w:ascii="David" w:cs="David" w:eastAsia="David" w:hAnsi="David"/>
+          <w:b/>
+          <w:bCs/>
+          <w:sz w:val="24"/>
+          <w:szCs w:val="24"/>
+          <w:rtl/>
+        </w:rPr>
+        <w:t xml:space="preserve">הסיכון:</w:t>
+      </w:r>
+      <w:r>
+        <w:rPr>
+          <w:rFonts w:ascii="David" w:cs="David" w:eastAsia="David" w:hAnsi="David"/>
+          <w:sz w:val="24"/>
+          <w:szCs w:val="24"/>
+          <w:rtl/>
+        </w:rPr>
+        <w:t xml:space="preserve"> בדרך כלל דמי שימוש בין בני זוג נפסקים רק ממועד הדרישה הראשונה. כל חודש שעובר בלי דרישה עלול להיות חודש אבוד. </w:t>
+      </w:r>
+      <w:r>
+        <w:rPr>
+          <w:rFonts w:ascii="David" w:cs="David" w:eastAsia="David" w:hAnsi="David"/>
+          <w:b/>
+          <w:bCs/>
+          <w:sz w:val="24"/>
+          <w:szCs w:val="24"/>
+          <w:rtl/>
+        </w:rPr>
+        <w:t xml:space="preserve">המלצה:</w:t>
+      </w:r>
+      <w:r>
+        <w:rPr>
+          <w:rFonts w:ascii="David" w:cs="David" w:eastAsia="David" w:hAnsi="David"/>
+          <w:sz w:val="24"/>
+          <w:szCs w:val="24"/>
+          <w:rtl/>
+        </w:rPr>
+        <w:t xml:space="preserve"> לשלוח לנתבע כבר עכשיו מכתב דרישה רשמי לתשלום דמי שימוש, ולהגיש את התביעה בעניין בהקדם.</w:t>
+      </w:r>
+    </w:p>
+    <w:p>
+      <w:pPr>
+        <w:pStyle w:val="ListParagraph"/>
+        <w:numPr>
+          <w:ilvl w:val="0"/>
+          <w:numId w:val="2"/>
+        </w:numPr>
+        <w:bidi/>
+        <w:spacing w:after="60" w:line="340" w:lineRule="auto"/>
+        <w:jc w:val="both"/>
+      </w:pPr>
+      <w:r>
+        <w:rPr>
+          <w:rFonts w:ascii="David" w:cs="David" w:eastAsia="David" w:hAnsi="David"/>
+          <w:sz w:val="24"/>
+          <w:szCs w:val="24"/>
+          <w:rtl/>
+        </w:rPr>
+        <w:t xml:space="preserve">סעיף 14 לחוק ההתיישנות קובע שתקופת הנישואין אינה נמנית בהתיישנות, כך שאין לחץ של התיישנות, אבל יש לחץ של מועד הדרישה.</w:t>
       </w:r>
     </w:p>
     <w:p>
@@ -290,81 +310,48 @@
           <w:u w:val="single"/>
           <w:rtl/>
         </w:rPr>
-        <w:t xml:space="preserve">ג. שדות להשלמה</w:t>
-      </w:r>
-    </w:p>
-    <w:p>
-      <w:pPr>
-        <w:pStyle w:val="ListParagraph"/>
-        <w:numPr>
-          <w:ilvl w:val="0"/>
-          <w:numId w:val="2"/>
-        </w:numPr>
-        <w:bidi/>
-        <w:spacing w:after="60" w:line="340" w:lineRule="auto"/>
-        <w:jc w:val="both"/>
-      </w:pPr>
-      <w:r>
-        <w:rPr>
-          <w:rFonts w:ascii="David" w:cs="David" w:eastAsia="David" w:hAnsi="David"/>
-          <w:sz w:val="24"/>
-          <w:szCs w:val="24"/>
-          <w:rtl/>
-        </w:rPr>
-        <w:t xml:space="preserve">פרטי הצדדים וב"כ; שנת הנישואין; פרטי הדירה (כתובת, גוש, חלקה, תת חלקה). אם יש משכנתא, להוסיף משפט בסעיף 3.</w:t>
-      </w:r>
-    </w:p>
-    <w:p>
-      <w:pPr>
-        <w:pStyle w:val="ListParagraph"/>
-        <w:numPr>
-          <w:ilvl w:val="0"/>
-          <w:numId w:val="2"/>
-        </w:numPr>
-        <w:bidi/>
-        <w:spacing w:after="60" w:line="340" w:lineRule="auto"/>
-        <w:jc w:val="both"/>
-      </w:pPr>
-      <w:r>
-        <w:rPr>
-          <w:rFonts w:ascii="David" w:cs="David" w:eastAsia="David" w:hAnsi="David"/>
-          <w:b/>
-          <w:bCs/>
-          <w:sz w:val="24"/>
-          <w:szCs w:val="24"/>
-          <w:rtl/>
-        </w:rPr>
-        <w:t xml:space="preserve">סעיף 4 (האלימות):</w:t>
-      </w:r>
-      <w:r>
-        <w:rPr>
-          <w:rFonts w:ascii="David" w:cs="David" w:eastAsia="David" w:hAnsi="David"/>
-          <w:sz w:val="24"/>
-          <w:szCs w:val="24"/>
-          <w:rtl/>
-        </w:rPr>
-        <w:t xml:space="preserve"> הסעיף החשוב ביותר. הוא מבסס את עילת הגירושין ואת ההדרה, שעליה נשענים דמי השימוש למפרע. לפרט אירועים, מועדים משוערים ועדים, בקיצור.</w:t>
-      </w:r>
-    </w:p>
-    <w:p>
-      <w:pPr>
-        <w:pStyle w:val="ListParagraph"/>
-        <w:numPr>
-          <w:ilvl w:val="0"/>
-          <w:numId w:val="2"/>
-        </w:numPr>
-        <w:bidi/>
-        <w:spacing w:after="60" w:line="340" w:lineRule="auto"/>
-        <w:jc w:val="both"/>
-      </w:pPr>
-      <w:r>
-        <w:rPr>
-          <w:rFonts w:ascii="David" w:cs="David" w:eastAsia="David" w:hAnsi="David"/>
-          <w:sz w:val="24"/>
-          <w:szCs w:val="24"/>
-          <w:rtl/>
-        </w:rPr>
-        <w:t xml:space="preserve">חודש ושנת העזיבה (סעיף 5); פרטי הליך צו ההרחקה ותוצאתו (סעיף 7); הערכת דמי השכירות והחישוב (סעיף 17).</w:t>
+        <w:t xml:space="preserve">ג. הוכחת הנישואין (אתיופיה, ללא תעודה)</w:t>
+      </w:r>
+    </w:p>
+    <w:p>
+      <w:pPr>
+        <w:pStyle w:val="ListParagraph"/>
+        <w:numPr>
+          <w:ilvl w:val="0"/>
+          <w:numId w:val="2"/>
+        </w:numPr>
+        <w:bidi/>
+        <w:spacing w:after="60" w:line="340" w:lineRule="auto"/>
+        <w:jc w:val="both"/>
+      </w:pPr>
+      <w:r>
+        <w:rPr>
+          <w:rFonts w:ascii="David" w:cs="David" w:eastAsia="David" w:hAnsi="David"/>
+          <w:sz w:val="24"/>
+          <w:szCs w:val="24"/>
+          <w:rtl/>
+        </w:rPr>
+        <w:t xml:space="preserve">לפי סעיף 3 לחוק מרשם האוכלוסין, התשכ"ה-1965, רישום המצב האישי </w:t>
+      </w:r>
+      <w:r>
+        <w:rPr>
+          <w:rFonts w:ascii="David" w:cs="David" w:eastAsia="David" w:hAnsi="David"/>
+          <w:b/>
+          <w:bCs/>
+          <w:sz w:val="24"/>
+          <w:szCs w:val="24"/>
+          <w:rtl/>
+        </w:rPr>
+        <w:t xml:space="preserve">אינו</w:t>
+      </w:r>
+      <w:r>
+        <w:rPr>
+          <w:rFonts w:ascii="David" w:cs="David" w:eastAsia="David" w:hAnsi="David"/>
+          <w:sz w:val="24"/>
+          <w:szCs w:val="24"/>
+          <w:rtl/>
+        </w:rPr>
+        <w:t xml:space="preserve"> ראיה לכאורה לנכונותו. הראיה העיקרית תהיה הודאת שני הצדדים וחיים משותפים עשרות שנים עם שבעה ילדים. כדאי לברר מראש מי ערך את הנישואין, היכן ומתי, ואם יש עדים.</w:t>
       </w:r>
     </w:p>
     <w:p>
@@ -384,71 +371,101 @@
           <w:u w:val="single"/>
           <w:rtl/>
         </w:rPr>
-        <w:t xml:space="preserve">ד. סיכונים</w:t>
-      </w:r>
-    </w:p>
-    <w:p>
-      <w:pPr>
-        <w:pStyle w:val="ListParagraph"/>
-        <w:numPr>
-          <w:ilvl w:val="0"/>
-          <w:numId w:val="2"/>
-        </w:numPr>
-        <w:bidi/>
-        <w:spacing w:after="60" w:line="340" w:lineRule="auto"/>
-        <w:jc w:val="both"/>
-      </w:pPr>
-      <w:r>
-        <w:rPr>
-          <w:rFonts w:ascii="David" w:cs="David" w:eastAsia="David" w:hAnsi="David"/>
-          <w:b/>
-          <w:bCs/>
-          <w:sz w:val="24"/>
-          <w:szCs w:val="24"/>
-          <w:rtl/>
-        </w:rPr>
-        <w:t xml:space="preserve">דמי שימוש למפרע:</w:t>
-      </w:r>
-      <w:r>
-        <w:rPr>
-          <w:rFonts w:ascii="David" w:cs="David" w:eastAsia="David" w:hAnsi="David"/>
-          <w:sz w:val="24"/>
-          <w:szCs w:val="24"/>
-          <w:rtl/>
-        </w:rPr>
-        <w:t xml:space="preserve"> בדרך כלל נפסקים רק ממועד הדרישה או התביעה. הסיכוי לשבע השנים תלוי בהוכחת עזיבה כפויה. לכן נכלל סעד חלופי ממועד התביעה (סעד 18.4).</w:t>
-      </w:r>
-    </w:p>
-    <w:p>
-      <w:pPr>
-        <w:pStyle w:val="ListParagraph"/>
-        <w:numPr>
-          <w:ilvl w:val="0"/>
-          <w:numId w:val="2"/>
-        </w:numPr>
-        <w:bidi/>
-        <w:spacing w:after="60" w:line="340" w:lineRule="auto"/>
-        <w:jc w:val="both"/>
-      </w:pPr>
-      <w:r>
-        <w:rPr>
-          <w:rFonts w:ascii="David" w:cs="David" w:eastAsia="David" w:hAnsi="David"/>
-          <w:b/>
-          <w:bCs/>
-          <w:sz w:val="24"/>
-          <w:szCs w:val="24"/>
-          <w:rtl/>
-        </w:rPr>
-        <w:t xml:space="preserve">קיזוז משכנתא:</w:t>
-      </w:r>
-      <w:r>
-        <w:rPr>
-          <w:rFonts w:ascii="David" w:cs="David" w:eastAsia="David" w:hAnsi="David"/>
-          <w:sz w:val="24"/>
-          <w:szCs w:val="24"/>
-          <w:rtl/>
-        </w:rPr>
-        <w:t xml:space="preserve"> אם הנתבע שילם לבדו את המשכנתא, צפוי שיבקש לקזז מחצית מהתשלומים.</w:t>
+        <w:t xml:space="preserve">ד. שדות להשלמה</w:t>
+      </w:r>
+    </w:p>
+    <w:p>
+      <w:pPr>
+        <w:pStyle w:val="ListParagraph"/>
+        <w:numPr>
+          <w:ilvl w:val="0"/>
+          <w:numId w:val="2"/>
+        </w:numPr>
+        <w:bidi/>
+        <w:spacing w:after="60" w:line="340" w:lineRule="auto"/>
+        <w:jc w:val="both"/>
+      </w:pPr>
+      <w:r>
+        <w:rPr>
+          <w:rFonts w:ascii="David" w:cs="David" w:eastAsia="David" w:hAnsi="David"/>
+          <w:sz w:val="24"/>
+          <w:szCs w:val="24"/>
+          <w:rtl/>
+        </w:rPr>
+        <w:t xml:space="preserve">פרטי הצדדים וב"כ; שנת הנישואין; שווי הדירה המוערך. אם יש משכנתא, להוסיף משפט בסעיף 3.</w:t>
+      </w:r>
+    </w:p>
+    <w:p>
+      <w:pPr>
+        <w:pStyle w:val="ListParagraph"/>
+        <w:numPr>
+          <w:ilvl w:val="0"/>
+          <w:numId w:val="2"/>
+        </w:numPr>
+        <w:bidi/>
+        <w:spacing w:after="60" w:line="340" w:lineRule="auto"/>
+        <w:jc w:val="both"/>
+      </w:pPr>
+      <w:r>
+        <w:rPr>
+          <w:rFonts w:ascii="David" w:cs="David" w:eastAsia="David" w:hAnsi="David"/>
+          <w:b/>
+          <w:bCs/>
+          <w:sz w:val="24"/>
+          <w:szCs w:val="24"/>
+          <w:rtl/>
+        </w:rPr>
+        <w:t xml:space="preserve">סעיף 4 (האלימות):</w:t>
+      </w:r>
+      <w:r>
+        <w:rPr>
+          <w:rFonts w:ascii="David" w:cs="David" w:eastAsia="David" w:hAnsi="David"/>
+          <w:sz w:val="24"/>
+          <w:szCs w:val="24"/>
+          <w:rtl/>
+        </w:rPr>
+        <w:t xml:space="preserve"> מבסס את עילת הגירושין ואת כנות התביעה. לפרט אירועים, מועדים משוערים ועדים, בקיצור.</w:t>
+      </w:r>
+    </w:p>
+    <w:p>
+      <w:pPr>
+        <w:pStyle w:val="ListParagraph"/>
+        <w:numPr>
+          <w:ilvl w:val="0"/>
+          <w:numId w:val="2"/>
+        </w:numPr>
+        <w:bidi/>
+        <w:spacing w:after="60" w:line="340" w:lineRule="auto"/>
+        <w:jc w:val="both"/>
+      </w:pPr>
+      <w:r>
+        <w:rPr>
+          <w:rFonts w:ascii="David" w:cs="David" w:eastAsia="David" w:hAnsi="David"/>
+          <w:sz w:val="24"/>
+          <w:szCs w:val="24"/>
+          <w:rtl/>
+        </w:rPr>
+        <w:t xml:space="preserve">חודש ושנת העזיבה (סעיף 5); פרטי הליך צו ההרחקה ותוצאתו (סעיף 7); מספר תיק הבקשה ליישוב סכסוך (סעיף 20).</w:t>
+      </w:r>
+    </w:p>
+    <w:p>
+      <w:pPr>
+        <w:keepNext/>
+        <w:bidi/>
+        <w:spacing w:after="120" w:before="240" w:line="340" w:lineRule="auto"/>
+        <w:jc w:val="start"/>
+      </w:pPr>
+      <w:r>
+        <w:rPr>
+          <w:rFonts w:ascii="David" w:cs="David" w:eastAsia="David" w:hAnsi="David"/>
+          <w:b/>
+          <w:bCs/>
+          <w:sz w:val="24"/>
+          <w:szCs w:val="24"/>
+          <w:u w:val="single"/>
+          <w:rtl/>
+        </w:rPr>
+        <w:t xml:space="preserve">ה. הערות</w:t>
       </w:r>
     </w:p>
     <w:p>
@@ -512,7 +529,7 @@
           <w:szCs w:val="24"/>
           <w:rtl/>
         </w:rPr>
-        <w:t xml:space="preserve"> (סעיפים 4, 5, 7, 17 וסעד 18.4) נכונות לגרסה זו. אם יתווספו או יימחקו סעיפים, יש לעדכן אותן.</w:t>
+        <w:t xml:space="preserve"> (סעיפים 3, 4, 5, 7, 14, 20) נכונות לגרסה זו. אם יתווספו או יימחקו סעיפים, יש לעדכן אותן.</w:t>
       </w:r>
     </w:p>
     <w:sectPr>

--- a/rabbinical-divorce-property-claim/00_הנחיות_מילוי.docx
+++ b/rabbinical-divorce-property-claim/00_הנחיות_מילוי.docx
@@ -5,7 +5,7 @@
     <w:p>
       <w:pPr>
         <w:bidi/>
-        <w:spacing w:after="240" w:before="240" w:line="340" w:lineRule="auto"/>
+        <w:spacing w:after="240" w:before="240" w:line="320" w:lineRule="auto"/>
         <w:jc w:val="center"/>
       </w:pPr>
       <w:r>
@@ -18,13 +18,13 @@
           <w:u w:val="single"/>
           <w:rtl/>
         </w:rPr>
-        <w:t xml:space="preserve">הנחיות מילוי והערות מקצועיות</w:t>
-      </w:r>
-    </w:p>
-    <w:p>
-      <w:pPr>
-        <w:bidi/>
-        <w:spacing w:after="200" w:line="340" w:lineRule="auto"/>
+        <w:t xml:space="preserve">הנחיות והערות</w:t>
+      </w:r>
+    </w:p>
+    <w:p>
+      <w:pPr>
+        <w:bidi/>
+        <w:spacing w:after="200" w:line="320" w:lineRule="auto"/>
         <w:jc w:val="center"/>
       </w:pPr>
       <w:r>
@@ -37,62 +37,6 @@
           <w:rtl/>
         </w:rPr>
         <w:t xml:space="preserve">מסמך פנימי - לא להגשה</w:t>
-      </w:r>
-    </w:p>
-    <w:p>
-      <w:pPr>
-        <w:bidi/>
-        <w:spacing w:after="60" w:line="340" w:lineRule="auto"/>
-        <w:jc w:val="both"/>
-      </w:pPr>
-      <w:r>
-        <w:rPr>
-          <w:rFonts w:ascii="David" w:cs="David" w:eastAsia="David" w:hAnsi="David"/>
-          <w:sz w:val="24"/>
-          <w:szCs w:val="24"/>
-          <w:rtl/>
-        </w:rPr>
-        <w:t xml:space="preserve">כל השדות להשלמה בכתב התביעה מסומנים </w:t>
-      </w:r>
-      <w:r>
-        <w:rPr>
-          <w:rFonts w:ascii="David" w:cs="David" w:eastAsia="David" w:hAnsi="David"/>
-          <w:sz w:val="24"/>
-          <w:szCs w:val="24"/>
-          <w:highlight w:val="yellow"/>
-          <w:highlightCs w:val="yellow"/>
-          <w:rtl/>
-        </w:rPr>
-        <w:t xml:space="preserve">[בסוגריים ובהדגשה צהובה]</w:t>
-      </w:r>
-      <w:r>
-        <w:rPr>
-          <w:rFonts w:ascii="David" w:cs="David" w:eastAsia="David" w:hAnsi="David"/>
-          <w:sz w:val="24"/>
-          <w:szCs w:val="24"/>
-          <w:rtl/>
-        </w:rPr>
-        <w:t xml:space="preserve">. יש להסיר את ההדגשה לאחר המילוי.</w:t>
-      </w:r>
-    </w:p>
-    <w:p>
-      <w:pPr>
-        <w:keepNext/>
-        <w:bidi/>
-        <w:spacing w:after="120" w:before="240" w:line="340" w:lineRule="auto"/>
-        <w:jc w:val="start"/>
-      </w:pPr>
-      <w:r>
-        <w:rPr>
-          <w:rFonts w:ascii="David" w:cs="David" w:eastAsia="David" w:hAnsi="David"/>
-          <w:b/>
-          <w:bCs/>
-          <w:sz w:val="24"/>
-          <w:szCs w:val="24"/>
-          <w:u w:val="single"/>
-          <w:rtl/>
-        </w:rPr>
-        <w:t xml:space="preserve">א. לפני ההגשה</w:t>
       </w:r>
     </w:p>
     <w:p>
@@ -103,7 +47,7 @@
           <w:numId w:val="2"/>
         </w:numPr>
         <w:bidi/>
-        <w:spacing w:after="60" w:line="340" w:lineRule="auto"/>
+        <w:spacing w:after="180" w:line="320" w:lineRule="auto"/>
         <w:jc w:val="both"/>
       </w:pPr>
       <w:r>
@@ -115,16 +59,16 @@
           <w:szCs w:val="24"/>
           <w:rtl/>
         </w:rPr>
-        <w:t xml:space="preserve">חובת בקשה ליישוב סכסוך:</w:t>
-      </w:r>
-      <w:r>
-        <w:rPr>
-          <w:rFonts w:ascii="David" w:cs="David" w:eastAsia="David" w:hAnsi="David"/>
-          <w:sz w:val="24"/>
-          <w:szCs w:val="24"/>
-          <w:rtl/>
-        </w:rPr>
-        <w:t xml:space="preserve"> לפי חוק להסדר התדיינויות בסכסוכי משפחה, התשע"ה-2014, אין להגיש את התביעה לפני הגשת בקשה ליישוב סכסוך, פגישות המהו"ת ותום תקופת העיכוב. כדאי להגיש את הבקשה מהר, לפני שהנתבע יקדים.</w:t>
+        <w:t xml:space="preserve">פרטי הצדדים וב"כ</w:t>
+      </w:r>
+      <w:r>
+        <w:rPr>
+          <w:rFonts w:ascii="David" w:cs="David" w:eastAsia="David" w:hAnsi="David"/>
+          <w:sz w:val="24"/>
+          <w:szCs w:val="24"/>
+          <w:rtl/>
+        </w:rPr>
+        <w:t xml:space="preserve"> אינם בגוף כתב התביעה, בדומה לדוגמאות. הם ממולאים בטופס הפתיחה של בית הדין הרבני האזורי נתניה.</w:t>
       </w:r>
     </w:p>
     <w:p>
@@ -135,7 +79,7 @@
           <w:numId w:val="2"/>
         </w:numPr>
         <w:bidi/>
-        <w:spacing w:after="60" w:line="340" w:lineRule="auto"/>
+        <w:spacing w:after="180" w:line="320" w:lineRule="auto"/>
         <w:jc w:val="both"/>
       </w:pPr>
       <w:r>
@@ -147,36 +91,16 @@
           <w:szCs w:val="24"/>
           <w:rtl/>
         </w:rPr>
-        <w:t xml:space="preserve">סמכות מקומית:</w:t>
-      </w:r>
-      <w:r>
-        <w:rPr>
-          <w:rFonts w:ascii="David" w:cs="David" w:eastAsia="David" w:hAnsi="David"/>
-          <w:sz w:val="24"/>
-          <w:szCs w:val="24"/>
-          <w:rtl/>
-        </w:rPr>
-        <w:t xml:space="preserve"> הנתבע והדירה בנתניה, ולכן התביעה מוגשת לבית הדין הרבני האזורי נתניה.</w:t>
-      </w:r>
-    </w:p>
-    <w:p>
-      <w:pPr>
-        <w:keepNext/>
-        <w:bidi/>
-        <w:spacing w:after="120" w:before="240" w:line="340" w:lineRule="auto"/>
-        <w:jc w:val="start"/>
-      </w:pPr>
-      <w:r>
-        <w:rPr>
-          <w:rFonts w:ascii="David" w:cs="David" w:eastAsia="David" w:hAnsi="David"/>
-          <w:b/>
-          <w:bCs/>
-          <w:sz w:val="24"/>
-          <w:szCs w:val="24"/>
-          <w:u w:val="single"/>
-          <w:rtl/>
-        </w:rPr>
-        <w:t xml:space="preserve">ב. דמי שימוש ראויים - חשוב</w:t>
+        <w:t xml:space="preserve">להשלים:</w:t>
+      </w:r>
+      <w:r>
+        <w:rPr>
+          <w:rFonts w:ascii="David" w:cs="David" w:eastAsia="David" w:hAnsi="David"/>
+          <w:sz w:val="24"/>
+          <w:szCs w:val="24"/>
+          <w:rtl/>
+        </w:rPr>
+        <w:t xml:space="preserve"> מספר שנות הנישואין (סעיף 2), מסומן בהדגשה צהובה.</w:t>
       </w:r>
     </w:p>
     <w:p>
@@ -187,37 +111,28 @@
           <w:numId w:val="2"/>
         </w:numPr>
         <w:bidi/>
-        <w:spacing w:after="60" w:line="340" w:lineRule="auto"/>
+        <w:spacing w:after="180" w:line="320" w:lineRule="auto"/>
         <w:jc w:val="both"/>
       </w:pPr>
       <w:r>
         <w:rPr>
           <w:rFonts w:ascii="David" w:cs="David" w:eastAsia="David" w:hAnsi="David"/>
-          <w:sz w:val="24"/>
-          <w:szCs w:val="24"/>
-          <w:rtl/>
-        </w:rPr>
-        <w:t xml:space="preserve">לפי בחירתכם, דמי השימוש </w:t>
-      </w:r>
-      <w:r>
-        <w:rPr>
-          <w:rFonts w:ascii="David" w:cs="David" w:eastAsia="David" w:hAnsi="David"/>
-          <w:b/>
-          <w:bCs/>
-          <w:sz w:val="24"/>
-          <w:szCs w:val="24"/>
-          <w:rtl/>
-        </w:rPr>
-        <w:t xml:space="preserve">לא נכרכו</w:t>
-      </w:r>
-      <w:r>
-        <w:rPr>
-          <w:rFonts w:ascii="David" w:cs="David" w:eastAsia="David" w:hAnsi="David"/>
-          <w:sz w:val="24"/>
-          <w:szCs w:val="24"/>
-          <w:rtl/>
-        </w:rPr>
-        <w:t xml:space="preserve">, והתובעת שומרת על זכותה לתבוע אותם בנפרד (סעיף 14).</w:t>
+          <w:b/>
+          <w:bCs/>
+          <w:sz w:val="24"/>
+          <w:szCs w:val="24"/>
+          <w:rtl/>
+        </w:rPr>
+        <w:t xml:space="preserve">לפני ההגשה:</w:t>
+      </w:r>
+      <w:r>
+        <w:rPr>
+          <w:rFonts w:ascii="David" w:cs="David" w:eastAsia="David" w:hAnsi="David"/>
+          <w:sz w:val="24"/>
+          <w:szCs w:val="24"/>
+          <w:rtl/>
+        </w:rPr>
+        <w:t xml:space="preserve"> חובה להגיש בקשה ליישוב סכסוך ולסיים את פגישות המהו"ת ואת תקופת עיכוב ההליכים (חוק להסדר התדיינויות בסכסוכי משפחה).</w:t>
       </w:r>
     </w:p>
     <w:p>
@@ -228,7 +143,7 @@
           <w:numId w:val="2"/>
         </w:numPr>
         <w:bidi/>
-        <w:spacing w:after="60" w:line="340" w:lineRule="auto"/>
+        <w:spacing w:after="180" w:line="320" w:lineRule="auto"/>
         <w:jc w:val="both"/>
       </w:pPr>
       <w:r>
@@ -240,36 +155,16 @@
           <w:szCs w:val="24"/>
           <w:rtl/>
         </w:rPr>
-        <w:t xml:space="preserve">הסיכון:</w:t>
-      </w:r>
-      <w:r>
-        <w:rPr>
-          <w:rFonts w:ascii="David" w:cs="David" w:eastAsia="David" w:hAnsi="David"/>
-          <w:sz w:val="24"/>
-          <w:szCs w:val="24"/>
-          <w:rtl/>
-        </w:rPr>
-        <w:t xml:space="preserve"> בדרך כלל דמי שימוש בין בני זוג נפסקים רק ממועד הדרישה הראשונה. כל חודש שעובר בלי דרישה עלול להיות חודש אבוד. </w:t>
-      </w:r>
-      <w:r>
-        <w:rPr>
-          <w:rFonts w:ascii="David" w:cs="David" w:eastAsia="David" w:hAnsi="David"/>
-          <w:b/>
-          <w:bCs/>
-          <w:sz w:val="24"/>
-          <w:szCs w:val="24"/>
-          <w:rtl/>
-        </w:rPr>
-        <w:t xml:space="preserve">המלצה:</w:t>
-      </w:r>
-      <w:r>
-        <w:rPr>
-          <w:rFonts w:ascii="David" w:cs="David" w:eastAsia="David" w:hAnsi="David"/>
-          <w:sz w:val="24"/>
-          <w:szCs w:val="24"/>
-          <w:rtl/>
-        </w:rPr>
-        <w:t xml:space="preserve"> לשלוח לנתבע כבר עכשיו מכתב דרישה רשמי לתשלום דמי שימוש, ולהגיש את התביעה בעניין בהקדם.</w:t>
+        <w:t xml:space="preserve">דמי שימוש לא נכרכו</w:t>
+      </w:r>
+      <w:r>
+        <w:rPr>
+          <w:rFonts w:ascii="David" w:cs="David" w:eastAsia="David" w:hAnsi="David"/>
+          <w:sz w:val="24"/>
+          <w:szCs w:val="24"/>
+          <w:rtl/>
+        </w:rPr>
+        <w:t xml:space="preserve"> (נשמרה הזכות בסעיף 17). בדרך כלל הם נפסקים רק ממועד הדרישה, ולכן מומלץ לשלוח לנתבע מכתב דרישה כבר עכשיו.</w:t>
       </w:r>
     </w:p>
     <w:p>
@@ -280,37 +175,28 @@
           <w:numId w:val="2"/>
         </w:numPr>
         <w:bidi/>
-        <w:spacing w:after="60" w:line="340" w:lineRule="auto"/>
+        <w:spacing w:after="180" w:line="320" w:lineRule="auto"/>
         <w:jc w:val="both"/>
       </w:pPr>
       <w:r>
         <w:rPr>
           <w:rFonts w:ascii="David" w:cs="David" w:eastAsia="David" w:hAnsi="David"/>
-          <w:sz w:val="24"/>
-          <w:szCs w:val="24"/>
-          <w:rtl/>
-        </w:rPr>
-        <w:t xml:space="preserve">סעיף 14 לחוק ההתיישנות קובע שתקופת הנישואין אינה נמנית בהתיישנות, כך שאין לחץ של התיישנות, אבל יש לחץ של מועד הדרישה.</w:t>
-      </w:r>
-    </w:p>
-    <w:p>
-      <w:pPr>
-        <w:keepNext/>
-        <w:bidi/>
-        <w:spacing w:after="120" w:before="240" w:line="340" w:lineRule="auto"/>
-        <w:jc w:val="start"/>
-      </w:pPr>
-      <w:r>
-        <w:rPr>
-          <w:rFonts w:ascii="David" w:cs="David" w:eastAsia="David" w:hAnsi="David"/>
-          <w:b/>
-          <w:bCs/>
-          <w:sz w:val="24"/>
-          <w:szCs w:val="24"/>
-          <w:u w:val="single"/>
-          <w:rtl/>
-        </w:rPr>
-        <w:t xml:space="preserve">ג. הוכחת הנישואין (אתיופיה, ללא תעודה)</w:t>
+          <w:b/>
+          <w:bCs/>
+          <w:sz w:val="24"/>
+          <w:szCs w:val="24"/>
+          <w:rtl/>
+        </w:rPr>
+        <w:t xml:space="preserve">הוכחת הנישואין:</w:t>
+      </w:r>
+      <w:r>
+        <w:rPr>
+          <w:rFonts w:ascii="David" w:cs="David" w:eastAsia="David" w:hAnsi="David"/>
+          <w:sz w:val="24"/>
+          <w:szCs w:val="24"/>
+          <w:rtl/>
+        </w:rPr>
+        <w:t xml:space="preserve"> הרישום במשרד הפנים תומך בטענה, אך אינו ראיה מכרעת למצב האישי. כדאי לברר מראש מי ערך את הנישואין ואם יש עדים.</w:t>
       </w:r>
     </w:p>
     <w:p>
@@ -321,215 +207,28 @@
           <w:numId w:val="2"/>
         </w:numPr>
         <w:bidi/>
-        <w:spacing w:after="60" w:line="340" w:lineRule="auto"/>
+        <w:spacing w:after="180" w:line="320" w:lineRule="auto"/>
         <w:jc w:val="both"/>
       </w:pPr>
       <w:r>
         <w:rPr>
           <w:rFonts w:ascii="David" w:cs="David" w:eastAsia="David" w:hAnsi="David"/>
-          <w:sz w:val="24"/>
-          <w:szCs w:val="24"/>
-          <w:rtl/>
-        </w:rPr>
-        <w:t xml:space="preserve">לפי סעיף 3 לחוק מרשם האוכלוסין, התשכ"ה-1965, רישום המצב האישי </w:t>
-      </w:r>
-      <w:r>
-        <w:rPr>
-          <w:rFonts w:ascii="David" w:cs="David" w:eastAsia="David" w:hAnsi="David"/>
-          <w:b/>
-          <w:bCs/>
-          <w:sz w:val="24"/>
-          <w:szCs w:val="24"/>
-          <w:rtl/>
-        </w:rPr>
-        <w:t xml:space="preserve">אינו</w:t>
-      </w:r>
-      <w:r>
-        <w:rPr>
-          <w:rFonts w:ascii="David" w:cs="David" w:eastAsia="David" w:hAnsi="David"/>
-          <w:sz w:val="24"/>
-          <w:szCs w:val="24"/>
-          <w:rtl/>
-        </w:rPr>
-        <w:t xml:space="preserve"> ראיה לכאורה לנכונותו. הראיה העיקרית תהיה הודאת שני הצדדים וחיים משותפים עשרות שנים עם שבעה ילדים. כדאי לברר מראש מי ערך את הנישואין, היכן ומתי, ואם יש עדים.</w:t>
-      </w:r>
-    </w:p>
-    <w:p>
-      <w:pPr>
-        <w:keepNext/>
-        <w:bidi/>
-        <w:spacing w:after="120" w:before="240" w:line="340" w:lineRule="auto"/>
-        <w:jc w:val="start"/>
-      </w:pPr>
-      <w:r>
-        <w:rPr>
-          <w:rFonts w:ascii="David" w:cs="David" w:eastAsia="David" w:hAnsi="David"/>
-          <w:b/>
-          <w:bCs/>
-          <w:sz w:val="24"/>
-          <w:szCs w:val="24"/>
-          <w:u w:val="single"/>
-          <w:rtl/>
-        </w:rPr>
-        <w:t xml:space="preserve">ד. שדות להשלמה</w:t>
-      </w:r>
-    </w:p>
-    <w:p>
-      <w:pPr>
-        <w:pStyle w:val="ListParagraph"/>
-        <w:numPr>
-          <w:ilvl w:val="0"/>
-          <w:numId w:val="2"/>
-        </w:numPr>
-        <w:bidi/>
-        <w:spacing w:after="60" w:line="340" w:lineRule="auto"/>
-        <w:jc w:val="both"/>
-      </w:pPr>
-      <w:r>
-        <w:rPr>
-          <w:rFonts w:ascii="David" w:cs="David" w:eastAsia="David" w:hAnsi="David"/>
-          <w:sz w:val="24"/>
-          <w:szCs w:val="24"/>
-          <w:rtl/>
-        </w:rPr>
-        <w:t xml:space="preserve">פרטי הצדדים וב"כ; שנת הנישואין; שווי הדירה המוערך. אם יש משכנתא, להוסיף משפט בסעיף 3.</w:t>
-      </w:r>
-    </w:p>
-    <w:p>
-      <w:pPr>
-        <w:pStyle w:val="ListParagraph"/>
-        <w:numPr>
-          <w:ilvl w:val="0"/>
-          <w:numId w:val="2"/>
-        </w:numPr>
-        <w:bidi/>
-        <w:spacing w:after="60" w:line="340" w:lineRule="auto"/>
-        <w:jc w:val="both"/>
-      </w:pPr>
-      <w:r>
-        <w:rPr>
-          <w:rFonts w:ascii="David" w:cs="David" w:eastAsia="David" w:hAnsi="David"/>
-          <w:b/>
-          <w:bCs/>
-          <w:sz w:val="24"/>
-          <w:szCs w:val="24"/>
-          <w:rtl/>
-        </w:rPr>
-        <w:t xml:space="preserve">סעיף 4 (האלימות):</w:t>
-      </w:r>
-      <w:r>
-        <w:rPr>
-          <w:rFonts w:ascii="David" w:cs="David" w:eastAsia="David" w:hAnsi="David"/>
-          <w:sz w:val="24"/>
-          <w:szCs w:val="24"/>
-          <w:rtl/>
-        </w:rPr>
-        <w:t xml:space="preserve"> מבסס את עילת הגירושין ואת כנות התביעה. לפרט אירועים, מועדים משוערים ועדים, בקיצור.</w:t>
-      </w:r>
-    </w:p>
-    <w:p>
-      <w:pPr>
-        <w:pStyle w:val="ListParagraph"/>
-        <w:numPr>
-          <w:ilvl w:val="0"/>
-          <w:numId w:val="2"/>
-        </w:numPr>
-        <w:bidi/>
-        <w:spacing w:after="60" w:line="340" w:lineRule="auto"/>
-        <w:jc w:val="both"/>
-      </w:pPr>
-      <w:r>
-        <w:rPr>
-          <w:rFonts w:ascii="David" w:cs="David" w:eastAsia="David" w:hAnsi="David"/>
-          <w:sz w:val="24"/>
-          <w:szCs w:val="24"/>
-          <w:rtl/>
-        </w:rPr>
-        <w:t xml:space="preserve">חודש ושנת העזיבה (סעיף 5); פרטי הליך צו ההרחקה ותוצאתו (סעיף 7); מספר תיק הבקשה ליישוב סכסוך (סעיף 20).</w:t>
-      </w:r>
-    </w:p>
-    <w:p>
-      <w:pPr>
-        <w:keepNext/>
-        <w:bidi/>
-        <w:spacing w:after="120" w:before="240" w:line="340" w:lineRule="auto"/>
-        <w:jc w:val="start"/>
-      </w:pPr>
-      <w:r>
-        <w:rPr>
-          <w:rFonts w:ascii="David" w:cs="David" w:eastAsia="David" w:hAnsi="David"/>
-          <w:b/>
-          <w:bCs/>
-          <w:sz w:val="24"/>
-          <w:szCs w:val="24"/>
-          <w:u w:val="single"/>
-          <w:rtl/>
-        </w:rPr>
-        <w:t xml:space="preserve">ה. הערות</w:t>
-      </w:r>
-    </w:p>
-    <w:p>
-      <w:pPr>
-        <w:pStyle w:val="ListParagraph"/>
-        <w:numPr>
-          <w:ilvl w:val="0"/>
-          <w:numId w:val="2"/>
-        </w:numPr>
-        <w:bidi/>
-        <w:spacing w:after="60" w:line="340" w:lineRule="auto"/>
-        <w:jc w:val="both"/>
-      </w:pPr>
-      <w:r>
-        <w:rPr>
-          <w:rFonts w:ascii="David" w:cs="David" w:eastAsia="David" w:hAnsi="David"/>
-          <w:b/>
-          <w:bCs/>
-          <w:sz w:val="24"/>
-          <w:szCs w:val="24"/>
-          <w:rtl/>
-        </w:rPr>
-        <w:t xml:space="preserve">כתובה ואיזון משאבים לא נכרכו:</w:t>
-      </w:r>
-      <w:r>
-        <w:rPr>
-          <w:rFonts w:ascii="David" w:cs="David" w:eastAsia="David" w:hAnsi="David"/>
-          <w:sz w:val="24"/>
-          <w:szCs w:val="24"/>
-          <w:rtl/>
-        </w:rPr>
-        <w:t xml:space="preserve"> הנתבע רשאי להגיש אותם לבית המשפט לענייני משפחה. אם יש פנסיה או חסכונות משמעותיים, כדאי לשקול לכרוך את איזון המשאבים.</w:t>
-      </w:r>
-    </w:p>
-    <w:p>
-      <w:pPr>
-        <w:pStyle w:val="ListParagraph"/>
-        <w:numPr>
-          <w:ilvl w:val="0"/>
-          <w:numId w:val="2"/>
-        </w:numPr>
-        <w:bidi/>
-        <w:spacing w:after="60" w:line="340" w:lineRule="auto"/>
-        <w:jc w:val="both"/>
-      </w:pPr>
-      <w:r>
-        <w:rPr>
-          <w:rFonts w:ascii="David" w:cs="David" w:eastAsia="David" w:hAnsi="David"/>
-          <w:b/>
-          <w:bCs/>
-          <w:sz w:val="24"/>
-          <w:szCs w:val="24"/>
-          <w:rtl/>
-        </w:rPr>
-        <w:t xml:space="preserve">הפניות פנימיות</w:t>
-      </w:r>
-      <w:r>
-        <w:rPr>
-          <w:rFonts w:ascii="David" w:cs="David" w:eastAsia="David" w:hAnsi="David"/>
-          <w:sz w:val="24"/>
-          <w:szCs w:val="24"/>
-          <w:rtl/>
-        </w:rPr>
-        <w:t xml:space="preserve"> (סעיפים 3, 4, 5, 7, 14, 20) נכונות לגרסה זו. אם יתווספו או יימחקו סעיפים, יש לעדכן אותן.</w:t>
+          <w:b/>
+          <w:bCs/>
+          <w:sz w:val="24"/>
+          <w:szCs w:val="24"/>
+          <w:rtl/>
+        </w:rPr>
+        <w:t xml:space="preserve">נספחים מומלצים:</w:t>
+      </w:r>
+      <w:r>
+        <w:rPr>
+          <w:rFonts w:ascii="David" w:cs="David" w:eastAsia="David" w:hAnsi="David"/>
+          <w:sz w:val="24"/>
+          <w:szCs w:val="24"/>
+          <w:rtl/>
+        </w:rPr>
+        <w:t xml:space="preserve"> נסח טאבו של הדירה; תמצית רישום ממרשם האוכלוסין; מסמכי תיק צו ההרחקה (2025); ייפוי כוח.</w:t>
       </w:r>
     </w:p>
     <w:sectPr>
